--- a/projects/valuepickr-open-screen/docs/CarTrade Tech Ltd.docx
+++ b/projects/valuepickr-open-screen/docs/CarTrade Tech Ltd.docx
@@ -99,7 +99,7 @@
           </w:tcPr>
           <w:p>
             <w:r>
-              <w:t xml:space="preserve">Rs 14,907 Cr</w:t>
+              <w:t xml:space="preserve">~Rs 14,700 Cr</w:t>
             </w:r>
           </w:p>
         </w:tc>
@@ -126,7 +126,7 @@
           </w:tcPr>
           <w:p>
             <w:r>
-              <w:t xml:space="preserve">7.48% (weak)</w:t>
+              <w:t xml:space="preserve">still weak (~2-7.5% range across sources)</w:t>
             </w:r>
           </w:p>
         </w:tc>
@@ -153,7 +153,7 @@
           </w:tcPr>
           <w:p>
             <w:r>
-              <w:t xml:space="preserve">5.65-6.06% (weak, 3yr avg)</w:t>
+              <w:t xml:space="preserve">~5% (3yr avg, weak)</w:t>
             </w:r>
           </w:p>
         </w:tc>
@@ -180,7 +180,7 @@
           </w:tcPr>
           <w:p>
             <w:r>
-              <w:t xml:space="preserve">21% YoY to Rs 779 Cr FY26; revenue CAGR 14.57% vs industry median 11.1%</w:t>
+              <w:t xml:space="preserve">Q4FY26 total income +19% YoY Rs 203 Cr; Q1FY27 total income +16% YoY to a record ~Rs 230 Cr; 10yr median sales growth ~24%</w:t>
             </w:r>
           </w:p>
         </w:tc>
@@ -197,7 +197,7 @@
                 <w:b/>
                 <w:bCs/>
               </w:rPr>
-              <w:t xml:space="preserve">Debt</w:t>
+              <w:t xml:space="preserve">Profit growth</w:t>
             </w:r>
           </w:p>
         </w:tc>
@@ -207,7 +207,34 @@
           </w:tcPr>
           <w:p>
             <w:r>
-              <w:t xml:space="preserve">Almost debt-free</w:t>
+              <w:t xml:space="preserve">Q4FY26 PAT +54% YoY Rs 71 Cr (OPM 27%-&gt;35%); Q1FY27 PAT +21% YoY ~Rs 57 Cr; Q1FY27 Adj EBITDA +45% YoY, margin ~25%-&gt;31%; 5yr PAT CAGR ~20%</w:t>
+            </w:r>
+          </w:p>
+        </w:tc>
+      </w:tr>
+      <w:tr>
+        <w:tc>
+          <w:tcPr>
+            <w:tcW w:type="dxa" w:w="3200"/>
+            <w:shd w:fill="F2F2F2" w:val="clear"/>
+          </w:tcPr>
+          <w:p>
+            <w:r>
+              <w:rPr>
+                <w:b/>
+                <w:bCs/>
+              </w:rPr>
+              <w:t xml:space="preserve">Debt / cash</w:t>
+            </w:r>
+          </w:p>
+        </w:tc>
+        <w:tc>
+          <w:tcPr>
+            <w:tcW w:type="dxa" w:w="5800"/>
+          </w:tcPr>
+          <w:p>
+            <w:r>
+              <w:t xml:space="preserve">Zero debt; ~Rs 1,321 Cr cash</w:t>
             </w:r>
           </w:p>
         </w:tc>
@@ -223,7 +250,7 @@
         <w:spacing w:after="120"/>
       </w:pPr>
       <w:r>
-        <w:t xml:space="preserve">Revenue growth (21% YoY, 14.57% CAGR ahead of the industry median) is solid, and the company is debt-free, but ROCE (7.48%) and ROE (5.65-6.06%) are weak for a company already carrying a Rs 14,907 Cr market cap -- returns have not yet caught up to the scale.</w:t>
+        <w:t xml:space="preserve">RE-VERIFICATION (2026-09-02, triggered by a Sovrenn Daily News datapoint on the Q4FY26 operating-leverage step-up). The operating leverage is real and confirmed: Q4FY26 OPM went 27%-&gt;35% with PAT +54% YoY, and Q1FY27 kept it up (Adj EBITDA +45% YoY, margin ~25%-&gt;31%, PAT +21% YoY on a record ~Rs 230 Cr total income). But the topline is still only growing mid-to-high teens, PAT growth has already decelerated sequentially (+54% Q4FY26 -&gt; +21% Q1FY27 as the base normalises), and ROCE/ROE remain weak for a ~Rs 14,700 Cr market cap. Zero debt, ~Rs 1,321 Cr cash. Net effect: the margin story is playing out as the trusted thread had said it would, but it does not change the size/growth math behind the 'neither' call.</w:t>
       </w:r>
     </w:p>
     <w:p>
@@ -257,7 +284,7 @@
         <w:spacing w:after="120"/>
       </w:pPr>
       <w:r>
-        <w:t xml:space="preserve">Read the 50 most recent posts (#90-148, spanning Aug 2023 to Jul 2026) of a 148-post thread. Gautam_Chopra (trusted, elevated-tier) was the most consistently active poster through 2024-2025, with Midhunjoe and tbhavesh (both trusted, elevated-tier) also regularly engaged into 2026.</w:t>
+        <w:t xml:space="preserve">No new forum activity since the prior read - the thread (cartrade-tech-ltd-a-multi-channel-auto-platform, topic 65499, resolved via Step 3.05 this run) is still at post #148, the same checkpoint the prior write-up analyzed (#90-148). Prior VP thread read stands. Gautam_Chopra (trusted, elevated-tier) was the most consistently active poster through 2024-2025, with Midhunjoe and tbhavesh (both trusted, elevated-tier) also regularly engaged into 2026.</w:t>
       </w:r>
     </w:p>
     <w:p>
@@ -279,6 +306,190 @@
           <w:szCs w:val="20"/>
         </w:rPr>
         <w:t xml:space="preserve">Gautam_Chopra (trusted) reported (Jan 2025) that all three business verticals delivered highest-ever revenue and profit with profit growth outpacing revenue growth on operating leverage. Midhunjoe (trusted, Jan 2026) highlighted continuing quarter-on-quarter operating margin expansion (to 37%, management guiding further expansion). rks00 (non-trusted, May 2026, detailed) reported management's own guidance to roughly quadruple PAT from Rs 243 Cr to ~Rs 1,000 Cr over the next 4 years -- a specific, credible target, though management is described as normally cagey about forward guidance, making this notable. tbhavesh (trusted) flagged in Feb 2026 that revenue growth has slowed even as margins expand, and separately noted meaningful institutional (DII/FII) selling into retail buying around the same period. rahulshares (non-trusted, Feb 2026) argued the stock is cheap on a ~35x FCF basis versus other new-age platform companies. Midhunjoe (Jul 2026, most recent) noted peer Cardekho's planned IPO at a Rs 13,000 Cr valuation, similar to CarTrade's own valuation, with OLX and Shriram Automall as additional unpriced optionality.</w:t>
+      </w:r>
+    </w:p>
+    <w:p>
+      <w:pPr>
+        <w:pStyle w:val="Heading1"/>
+        <w:spacing w:after="120" w:before="280"/>
+      </w:pPr>
+      <w:r>
+        <w:t xml:space="preserve">Trusted-User Signals (Ongoing)</w:t>
+      </w:r>
+    </w:p>
+    <w:p>
+      <w:pPr>
+        <w:spacing w:after="120"/>
+      </w:pPr>
+      <w:r>
+        <w:rPr>
+          <w:i/>
+          <w:iCs/>
+          <w:color w:val="666666"/>
+          <w:sz w:val="18"/>
+          <w:szCs w:val="18"/>
+        </w:rPr>
+        <w:t xml:space="preserve">Every time a trusted user expresses clear conviction on this stock, most recent first — this section accumulates over time, it isn't a one-time snapshot.</w:t>
+      </w:r>
+    </w:p>
+    <w:p>
+      <w:pPr>
+        <w:spacing w:after="100"/>
+      </w:pPr>
+      <w:r>
+        <w:rPr>
+          <w:b/>
+          <w:bCs/>
+          <w:sz w:val="20"/>
+          <w:szCs w:val="20"/>
+        </w:rPr>
+        <w:t xml:space="preserve">2026-09-02 — Midhunjoe</w:t>
+      </w:r>
+      <w:r>
+        <w:rPr>
+          <w:i/>
+          <w:iCs/>
+          <w:color w:val="666666"/>
+          <w:sz w:val="18"/>
+          <w:szCs w:val="18"/>
+        </w:rPr>
+        <w:t xml:space="preserve"> (Midhun's Investment journey (own thread, elevated tier))</w:t>
+      </w:r>
+      <w:r>
+        <w:rPr>
+          <w:sz w:val="20"/>
+          <w:szCs w:val="20"/>
+        </w:rPr>
+        <w:br/>
+        <w:t xml:space="preserve">: post #90: named among 17 core holdings ("TD, E2E, Car trade etc are 1-2 years old"). #71 noted Cartrade "did c. 3x" in 2025. Third Midhunjoe signal on this name. elevated-tier -&gt; no floor.</w:t>
+      </w:r>
+    </w:p>
+    <w:p>
+      <w:pPr>
+        <w:spacing w:after="100"/>
+      </w:pPr>
+      <w:r>
+        <w:rPr>
+          <w:b/>
+          <w:bCs/>
+          <w:sz w:val="20"/>
+          <w:szCs w:val="20"/>
+        </w:rPr>
+        <w:t xml:space="preserve">2026-07 — undefined</w:t>
+      </w:r>
+      <w:r>
+        <w:rPr>
+          <w:i/>
+          <w:iCs/>
+          <w:color w:val="666666"/>
+          <w:sz w:val="18"/>
+          <w:szCs w:val="18"/>
+        </w:rPr>
+        <w:t xml:space="preserve"/>
+      </w:r>
+      <w:r>
+        <w:rPr>
+          <w:sz w:val="20"/>
+          <w:szCs w:val="20"/>
+        </w:rPr>
+        <w:br/>
+        <w:t xml:space="preserve">: undefined</w:t>
+      </w:r>
+    </w:p>
+    <w:p>
+      <w:pPr>
+        <w:spacing w:after="100"/>
+      </w:pPr>
+      <w:r>
+        <w:rPr>
+          <w:b/>
+          <w:bCs/>
+          <w:sz w:val="20"/>
+          <w:szCs w:val="20"/>
+        </w:rPr>
+        <w:t xml:space="preserve">2026-02 — undefined</w:t>
+      </w:r>
+      <w:r>
+        <w:rPr>
+          <w:i/>
+          <w:iCs/>
+          <w:color w:val="666666"/>
+          <w:sz w:val="18"/>
+          <w:szCs w:val="18"/>
+        </w:rPr>
+        <w:t xml:space="preserve"/>
+      </w:r>
+      <w:r>
+        <w:rPr>
+          <w:sz w:val="20"/>
+          <w:szCs w:val="20"/>
+        </w:rPr>
+        <w:br/>
+        <w:t xml:space="preserve">: undefined</w:t>
+      </w:r>
+    </w:p>
+    <w:p>
+      <w:pPr>
+        <w:spacing w:after="100"/>
+      </w:pPr>
+      <w:r>
+        <w:rPr>
+          <w:b/>
+          <w:bCs/>
+          <w:sz w:val="20"/>
+          <w:szCs w:val="20"/>
+        </w:rPr>
+        <w:t xml:space="preserve">2026-01 — undefined</w:t>
+      </w:r>
+      <w:r>
+        <w:rPr>
+          <w:i/>
+          <w:iCs/>
+          <w:color w:val="666666"/>
+          <w:sz w:val="18"/>
+          <w:szCs w:val="18"/>
+        </w:rPr>
+        <w:t xml:space="preserve"/>
+      </w:r>
+      <w:r>
+        <w:rPr>
+          <w:sz w:val="20"/>
+          <w:szCs w:val="20"/>
+        </w:rPr>
+        <w:br/>
+        <w:t xml:space="preserve">: undefined</w:t>
+      </w:r>
+    </w:p>
+    <w:p>
+      <w:pPr>
+        <w:spacing w:after="100"/>
+      </w:pPr>
+      <w:r>
+        <w:rPr>
+          <w:b/>
+          <w:bCs/>
+          <w:sz w:val="20"/>
+          <w:szCs w:val="20"/>
+        </w:rPr>
+        <w:t xml:space="preserve">2025-01 — undefined</w:t>
+      </w:r>
+      <w:r>
+        <w:rPr>
+          <w:i/>
+          <w:iCs/>
+          <w:color w:val="666666"/>
+          <w:sz w:val="18"/>
+          <w:szCs w:val="18"/>
+        </w:rPr>
+        <w:t xml:space="preserve"/>
+      </w:r>
+      <w:r>
+        <w:rPr>
+          <w:sz w:val="20"/>
+          <w:szCs w:val="20"/>
+        </w:rPr>
+        <w:br/>
+        <w:t xml:space="preserve">: undefined</w:t>
       </w:r>
     </w:p>
     <w:p>
@@ -438,7 +649,7 @@
           <w:b/>
           <w:bCs/>
         </w:rPr>
-        <w:t xml:space="preserve">Mid-large-cap (~Rs 14,907 Cr)</w:t>
+        <w:t xml:space="preserve">Mid-large-cap (~Rs 14,700 Cr)</w:t>
       </w:r>
     </w:p>
     <w:p>
@@ -466,6 +677,34 @@
     </w:p>
     <w:p>
       <w:pPr>
+        <w:spacing w:after="120"/>
+      </w:pPr>
+      <w:r>
+        <w:rPr>
+          <w:color w:val="666666"/>
+          <w:sz w:val="20"/>
+          <w:szCs w:val="20"/>
+        </w:rPr>
+        <w:t xml:space="preserve">4-box gate — tailwind: weak · TAM: no · moat: weak · valuation: no  (score 1 / 4)</w:t>
+      </w:r>
+    </w:p>
+    <w:p>
+      <w:pPr>
+        <w:spacing w:after="120"/>
+      </w:pPr>
+      <w:r>
+        <w:rPr>
+          <w:i/>
+          <w:iCs/>
+          <w:color w:val="666666"/>
+          <w:sz w:val="20"/>
+          <w:szCs w:val="20"/>
+        </w:rPr>
+        <w:t xml:space="preserve">Topline growth has slowed to mid-teens even as margin expansion drives PAT — tailwind weak; management's own 4x-PAT-in-4-years guide implies ~40-45% CAGR, explicitly 'well short of what a 10x-in-2-3-years thesis requires' — tam no; OLX India/Shriram Automall optionality is real but undetailed as a moat — weak; ROCE (7.48%)/ROE (~6%) remain weak for a ~Rs14,700cr mkt cap — valuation no.</w:t>
+      </w:r>
+    </w:p>
+    <w:p>
+      <w:pPr>
         <w:pStyle w:val="Heading1"/>
         <w:spacing w:after="120" w:before="280"/>
       </w:pPr>
@@ -484,7 +723,7 @@
           <w:sz w:val="24"/>
           <w:szCs w:val="24"/>
         </w:rPr>
-        <w:t xml:space="preserve">A genuinely improving platform business with credible management guidance, but the size and the growth rate management itself is guiding to don't fit a 10x-in-2-3-years framework</w:t>
+        <w:t xml:space="preserve">Re-verified: operating leverage is playing out exactly as the trusted thread expected, but mid-teens topline + already-decelerating PAT growth + a ~Rs 14,700 Cr size keep this out of the 10x/100x framework</w:t>
       </w:r>
     </w:p>
     <w:p>
@@ -497,7 +736,7 @@
         <w:spacing w:after="60"/>
       </w:pPr>
       <w:r>
-        <w:t xml:space="preserve">Consistent, multi-year trusted engagement and a specific, credible 4x-PAT-in-4-years management target are real positives that most candidates in this screen don't have</w:t>
+        <w:t xml:space="preserve">Re-verification prompted by a Sovrenn Daily News datapoint on the Q4FY26 operating-leverage step-up (OPM 27%-&gt;35%, PAT +54% YoY). Confirmed and extended by Q1FY27 (Adj EBITDA +45% YoY, margin ~25%-&gt;31%), so the margin thesis is real - but Q1FY27 PAT growth had already normalised to +21% YoY and the topline is only mid-teens</w:t>
       </w:r>
     </w:p>
     <w:p>
@@ -510,7 +749,7 @@
         <w:spacing w:after="60"/>
       </w:pPr>
       <w:r>
-        <w:t xml:space="preserve">But that same management guidance (roughly 40-45% annualized PAT growth) is explicitly not a 10x-in-2-3-years trajectory, and current returns (ROCE/ROE) are still weak for the company's existing Rs 14,907 Cr size</w:t>
+        <w:t xml:space="preserve">Change from the prior Medium/'neither' call: none on direction. Management's own 4x-PAT-in-4-years guide is ~40% CAGR - not a 10x-in-2-3-years (~115% CAGR) or 100x-in-10-years (~58% CAGR) path - and this is 'good business + operating leverage', not the specific named management/structural inflection the large-cap exception requires</w:t>
       </w:r>
     </w:p>
     <w:p>
@@ -523,7 +762,7 @@
         <w:spacing w:after="60"/>
       </w:pPr>
       <w:r>
-        <w:t xml:space="preserve">Conviction is set to Medium reflecting genuine business quality and trusted engagement, with thesis_fit as neither given the mismatch between the credible growth path and this screen's more aggressive framework</w:t>
+        <w:t xml:space="preserve">Conviction held at Medium: genuine business quality, zero debt, ~Rs 1,321 Cr cash and consistent multi-year trusted engagement, offset by weak ROCE/ROE and decelerating profit growth. conviction_needs_reverification cleared; thesis_fit stays neither</w:t>
       </w:r>
     </w:p>
     <w:p>
